--- a/작성 서류 - yun/06_품질안전환경관리 매뉴얼(완성본).docx
+++ b/작성 서류 - yun/06_품질안전환경관리 매뉴얼(완성본).docx
@@ -5658,7 +5658,7 @@
                 <w:sz w:val="17"/>
                 <w:szCs w:val="17"/>
               </w:rPr>
-              <w:t xml:space="preserve">전 작업자</w:t>
+              <w:t xml:space="preserve">전 근로자(사무직·비사무직)</w:t>
             </w:r>
           </w:p>
         </w:tc>
@@ -5692,7 +5692,7 @@
                 <w:sz w:val="17"/>
                 <w:szCs w:val="17"/>
               </w:rPr>
-              <w:t xml:space="preserve">[분기/반기]</w:t>
+              <w:t xml:space="preserve">분기 1회(3시간), 상반기 보수교육</w:t>
             </w:r>
           </w:p>
         </w:tc>
@@ -5726,7 +5726,7 @@
                 <w:sz w:val="17"/>
                 <w:szCs w:val="17"/>
               </w:rPr>
-              <w:t xml:space="preserve">[  ]</w:t>
+              <w:t xml:space="preserve">2025.12 (4차, 2025년 1~4차 모두 이수)</w:t>
             </w:r>
           </w:p>
         </w:tc>
@@ -5759,7 +5759,7 @@
                 <w:sz w:val="17"/>
                 <w:szCs w:val="17"/>
               </w:rPr>
-              <w:t xml:space="preserve">이수 명단</w:t>
+              <w:t xml:space="preserve">원격훈련 수료증·수료대장(올윈에듀)</w:t>
             </w:r>
           </w:p>
         </w:tc>
@@ -5898,7 +5898,7 @@
                 <w:sz w:val="17"/>
                 <w:szCs w:val="17"/>
               </w:rPr>
-              <w:t xml:space="preserve">[  ]</w:t>
+              <w:t xml:space="preserve">2026.06.23 안전작업 실천 서약(운전자 8명) / 운전 교육일 [  ]</w:t>
             </w:r>
           </w:p>
         </w:tc>
@@ -5931,7 +5931,7 @@
                 <w:sz w:val="17"/>
                 <w:szCs w:val="17"/>
               </w:rPr>
-              <w:t xml:space="preserve">자격·교육 기록</w:t>
+              <w:t xml:space="preserve">자격 기록·안전작업 서약서</w:t>
             </w:r>
           </w:p>
         </w:tc>

--- a/작성 서류 - yun/06_품질안전환경관리 매뉴얼(완성본).docx
+++ b/작성 서류 - yun/06_품질안전환경관리 매뉴얼(완성본).docx
@@ -433,7 +433,7 @@
                 <w:sz w:val="20"/>
                 <w:szCs w:val="20"/>
               </w:rPr>
-              <w:t xml:space="preserve">2026년 9월 30일</w:t>
+              <w:t xml:space="preserve">2026년 10월 31일</w:t>
             </w:r>
           </w:p>
         </w:tc>
@@ -500,7 +500,7 @@
                 <w:sz w:val="20"/>
                 <w:szCs w:val="20"/>
               </w:rPr>
-              <w:t xml:space="preserve">2026. . . 제정 / 센터장 승인</w:t>
+              <w:t xml:space="preserve">2026. 10. 31. 제정 / 센터장 승인</w:t>
             </w:r>
           </w:p>
         </w:tc>

--- a/작성 서류 - yun/06_품질안전환경관리 매뉴얼(완성본).docx
+++ b/작성 서류 - yun/06_품질안전환경관리 매뉴얼(완성본).docx
@@ -4638,7 +4638,7 @@
           <w:sz w:val="19"/>
           <w:szCs w:val="19"/>
         </w:rPr>
-        <w:t xml:space="preserve">작업자 투입·퇴장은 작업자 추적(QR)으로 기록해 비상 시 인원을 확인한다.</w:t>
+        <w:t>작업자 투입·퇴장은 일별 근무 현황(출근 명부)으로 관리해 비상 시 인원을 확인하며, 작업자 추적(QR) 기록 방식을 도입해 시범 운영 중이다.</w:t>
       </w:r>
     </w:p>
     <w:p>
@@ -4852,7 +4852,7 @@
                 <w:sz w:val="17"/>
                 <w:szCs w:val="17"/>
               </w:rPr>
-              <w:t xml:space="preserve">대피 방송 → 초기 소화 → 119 신고 → 집결지 인원 점검(작업자 추적 명단)</w:t>
+              <w:t>대피 방송 → 초기 소화 → 119 신고 → 집결지 인원 점검(당일 근무 현황 명부)</w:t>
             </w:r>
           </w:p>
         </w:tc>

--- a/작성 서류 - yun/06_품질안전환경관리 매뉴얼(완성본).docx
+++ b/작성 서류 - yun/06_품질안전환경관리 매뉴얼(완성본).docx
@@ -6828,56 +6828,12 @@
         <w:spacing w:before="10" w:after="30" w:line="280" w:lineRule="auto"/>
       </w:pPr>
       <w:r>
-        <w:t>조명: [L</w:t>
-      </w:r>
-      <w:r>
-        <w:rPr>
-          <w:highlight w:val="yellow"/>
-        </w:rPr>
-        <w:t>ED 적용 여부·비율</w:t>
-      </w:r>
-      <w:r>
-        <w:rPr>
-          <w:rFonts w:hint="eastAsia"/>
-        </w:rPr>
-        <w:t xml:space="preserve"> =&gt;</w:t>
-      </w:r>
-      <w:r>
-        <w:rPr>
-          <w:rFonts w:hint="eastAsia"/>
-          <w:highlight w:val="yellow"/>
-        </w:rPr>
-        <w:t>해당사항</w:t>
-      </w:r>
-      <w:r>
-        <w:rPr>
-          <w:rFonts w:hint="eastAsia"/>
-        </w:rPr>
-        <w:t xml:space="preserve"> </w:t>
-      </w:r>
-      <w:r>
-        <w:rPr>
-          <w:rFonts w:hint="eastAsia"/>
-          <w:highlight w:val="yellow"/>
-        </w:rPr>
-        <w:t>없음</w:t>
+        <w:t>조명: LED 조명 미적용(일반 조명) / 비작업 구역 소등 관리.</w:t>
       </w:r>
       <w:proofErr w:type="gramStart"/>
-      <w:r>
-        <w:t>] /</w:t>
-      </w:r>
       <w:proofErr w:type="gramEnd"/>
-      <w:r>
-        <w:t xml:space="preserve"> </w:t>
-      </w:r>
       <w:proofErr w:type="spellStart"/>
-      <w:r>
-        <w:t>비작업</w:t>
-      </w:r>
       <w:proofErr w:type="spellEnd"/>
-      <w:r>
-        <w:t xml:space="preserve"> 구역 소등 관리.</w:t>
-      </w:r>
     </w:p>
     <w:p>
       <w:pPr>
